--- a/BE/Backend Code Java.docx
+++ b/BE/Backend Code Java.docx
@@ -9856,23 +9856,226 @@
         </w:numPr>
         <w:ind w:left="0" w:leftChars="0" w:firstLine="0" w:firstLineChars="0"/>
         <w:rPr>
+          <w:b/>
+          <w:bCs/>
+        </w:rPr>
+      </w:pPr>
+      <w:r>
+        <w:rPr>
           <w:rFonts w:hint="default"/>
           <w:b/>
           <w:bCs/>
           <w:lang w:val="en-US"/>
         </w:rPr>
-      </w:pPr>
-      <w:r>
+        <w:t>How to create pojo classes based on application.proiperties file.</w:t>
+      </w:r>
+    </w:p>
+    <w:p>
+      <w:pPr>
+        <w:numPr>
+          <w:ilvl w:val="0"/>
+          <w:numId w:val="2"/>
+        </w:numPr>
+        <w:ind w:left="0" w:leftChars="0" w:firstLine="0" w:firstLineChars="0"/>
         <w:rPr>
           <w:rFonts w:hint="default"/>
           <w:b/>
           <w:bCs/>
           <w:lang w:val="en-US"/>
         </w:rPr>
-        <w:t>How to create pojo classes based on application.proiperties file.</w:t>
+      </w:pPr>
+      <w:r>
+        <w:rPr>
+          <w:rFonts w:hint="default"/>
+          <w:b/>
+          <w:bCs/>
+        </w:rPr>
+        <w:t>Which java version you are using?</w:t>
+      </w:r>
+    </w:p>
+    <w:p>
+      <w:pPr>
+        <w:numPr>
+          <w:ilvl w:val="0"/>
+          <w:numId w:val="2"/>
+        </w:numPr>
+        <w:ind w:left="0" w:leftChars="0" w:firstLine="0" w:firstLineChars="0"/>
+        <w:rPr>
+          <w:rFonts w:hint="default"/>
+          <w:b/>
+          <w:bCs/>
+          <w:lang w:val="en-US"/>
+        </w:rPr>
+      </w:pPr>
+      <w:r>
+        <w:rPr>
+          <w:rFonts w:hint="default"/>
+          <w:b/>
+          <w:bCs/>
+          <w:lang w:val="en-US"/>
+        </w:rPr>
+        <w:t>How decorator design pattern works?</w:t>
+      </w:r>
+    </w:p>
+    <w:p>
+      <w:pPr>
+        <w:numPr>
+          <w:ilvl w:val="0"/>
+          <w:numId w:val="2"/>
+        </w:numPr>
+        <w:ind w:left="0" w:leftChars="0" w:firstLine="0" w:firstLineChars="0"/>
+        <w:rPr>
+          <w:rFonts w:hint="default"/>
+          <w:b/>
+          <w:bCs/>
+          <w:lang w:val="en-US"/>
+        </w:rPr>
+      </w:pPr>
+      <w:r>
+        <w:rPr>
+          <w:rFonts w:hint="default"/>
+          <w:b/>
+          <w:bCs/>
+          <w:lang w:val="en-US"/>
+        </w:rPr>
+        <w:t>What happen if equals method override in employee class and we Hashmap to store?</w:t>
+      </w:r>
+    </w:p>
+    <w:p>
+      <w:pPr>
+        <w:numPr>
+          <w:ilvl w:val="0"/>
+          <w:numId w:val="2"/>
+        </w:numPr>
+        <w:ind w:left="0" w:leftChars="0" w:firstLine="0" w:firstLineChars="0"/>
+        <w:rPr>
+          <w:rFonts w:hint="default"/>
+          <w:b/>
+          <w:bCs/>
+          <w:lang w:val="en-US"/>
+        </w:rPr>
+      </w:pPr>
+      <w:r>
+        <w:rPr>
+          <w:rFonts w:hint="default"/>
+          <w:b/>
+          <w:bCs/>
+          <w:lang w:val="en-US"/>
+        </w:rPr>
+        <w:t>What is polymorphism?</w:t>
+      </w:r>
+    </w:p>
+    <w:p>
+      <w:pPr>
+        <w:numPr>
+          <w:ilvl w:val="0"/>
+          <w:numId w:val="2"/>
+        </w:numPr>
+        <w:ind w:left="0" w:leftChars="0" w:firstLine="0" w:firstLineChars="0"/>
+        <w:rPr>
+          <w:rFonts w:hint="default"/>
+          <w:b/>
+          <w:bCs/>
+          <w:lang w:val="en-US"/>
+        </w:rPr>
+      </w:pPr>
+      <w:r>
+        <w:rPr>
+          <w:rFonts w:hint="default"/>
+          <w:b/>
+          <w:bCs/>
+          <w:lang w:val="en-US"/>
+        </w:rPr>
+        <w:t>What is difference between final and static?</w:t>
+      </w:r>
+    </w:p>
+    <w:p>
+      <w:pPr>
+        <w:numPr>
+          <w:ilvl w:val="0"/>
+          <w:numId w:val="2"/>
+        </w:numPr>
+        <w:ind w:left="0" w:leftChars="0" w:firstLine="0" w:firstLineChars="0"/>
+        <w:rPr>
+          <w:rFonts w:hint="default"/>
+          <w:b/>
+          <w:bCs/>
+          <w:lang w:val="en-US"/>
+        </w:rPr>
+      </w:pPr>
+      <w:r>
+        <w:rPr>
+          <w:rFonts w:hint="default"/>
+          <w:b/>
+          <w:bCs/>
+          <w:lang w:val="en-US"/>
+        </w:rPr>
+        <w:t>What will happen when finally block have exception?</w:t>
+      </w:r>
+    </w:p>
+    <w:p>
+      <w:pPr>
+        <w:numPr>
+          <w:ilvl w:val="0"/>
+          <w:numId w:val="2"/>
+        </w:numPr>
+        <w:ind w:left="0" w:leftChars="0" w:firstLine="0" w:firstLineChars="0"/>
+        <w:rPr>
+          <w:rFonts w:hint="default"/>
+          <w:b/>
+          <w:bCs/>
+          <w:lang w:val="en-US"/>
+        </w:rPr>
+      </w:pPr>
+      <w:r>
+        <w:rPr>
+          <w:rFonts w:hint="default"/>
+          <w:b/>
+          <w:bCs/>
+          <w:lang w:val="en-US"/>
+        </w:rPr>
+        <w:t>Difference b/w interface and abstra</w:t>
       </w:r>
       <w:bookmarkStart w:id="0" w:name="_GoBack"/>
       <w:bookmarkEnd w:id="0"/>
+      <w:r>
+        <w:rPr>
+          <w:rFonts w:hint="default"/>
+          <w:b/>
+          <w:bCs/>
+          <w:lang w:val="en-US"/>
+        </w:rPr>
+        <w:t>ct classes?</w:t>
+      </w:r>
+    </w:p>
+    <w:p>
+      <w:pPr>
+        <w:numPr>
+          <w:ilvl w:val="0"/>
+          <w:numId w:val="2"/>
+        </w:numPr>
+        <w:ind w:left="0" w:leftChars="0" w:firstLine="0" w:firstLineChars="0"/>
+        <w:rPr>
+          <w:rFonts w:hint="default"/>
+          <w:b/>
+          <w:bCs/>
+          <w:lang w:val="en-US"/>
+        </w:rPr>
+      </w:pPr>
+    </w:p>
+    <w:p>
+      <w:pPr>
+        <w:numPr>
+          <w:numId w:val="0"/>
+        </w:numPr>
+        <w:ind w:leftChars="0"/>
+        <w:rPr>
+          <w:rFonts w:hint="default"/>
+          <w:b/>
+          <w:bCs/>
+          <w:lang w:val="en-US"/>
+        </w:rPr>
+      </w:pPr>
     </w:p>
     <w:p>
       <w:pPr>
@@ -10036,7 +10239,7 @@
     <w:lsdException w:qFormat="1" w:unhideWhenUsed="0" w:uiPriority="0" w:semiHidden="0" w:name="Title"/>
     <w:lsdException w:unhideWhenUsed="0" w:uiPriority="0" w:semiHidden="0" w:name="Closing"/>
     <w:lsdException w:unhideWhenUsed="0" w:uiPriority="0" w:semiHidden="0" w:name="Signature"/>
-    <w:lsdException w:unhideWhenUsed="0" w:uiPriority="0" w:name="Default Paragraph Font"/>
+    <w:lsdException w:qFormat="1" w:unhideWhenUsed="0" w:uiPriority="0" w:name="Default Paragraph Font"/>
     <w:lsdException w:unhideWhenUsed="0" w:uiPriority="0" w:semiHidden="0" w:name="Body Text"/>
     <w:lsdException w:unhideWhenUsed="0" w:uiPriority="0" w:semiHidden="0" w:name="Body Text Indent"/>
     <w:lsdException w:unhideWhenUsed="0" w:uiPriority="0" w:semiHidden="0" w:name="List Continue"/>
@@ -10232,6 +10435,7 @@
   <w:style w:type="character" w:default="1" w:styleId="2">
     <w:name w:val="Default Paragraph Font"/>
     <w:semiHidden/>
+    <w:qFormat/>
     <w:uiPriority w:val="0"/>
   </w:style>
   <w:style w:type="table" w:default="1" w:styleId="3">
